--- a/submission_package/Documentation/Project_Overview.docx
+++ b/submission_package/Documentation/Project_Overview.docx
@@ -471,6 +471,20 @@
           <w:i w:val="0"/>
           <w:sz w:val="22"/>
         </w:rPr>
+        <w:t>The report cover names Mpumelelo Ngozo (218409202), Selowa Tumiso (218340172), Ualwela Netshidzati (220069117), and Thabang Mokoena (240668823).</w:t>
+      </w:r>
+    </w:p>
+    <w:p>
+      <w:pPr>
+        <w:pStyle w:val="ListBullet"/>
+      </w:pPr>
+      <w:r>
+        <w:rPr>
+          <w:rFonts w:ascii="Calibri" w:hAnsi="Calibri" w:eastAsia="Calibri"/>
+          <w:b w:val="0"/>
+          <w:i w:val="0"/>
+          <w:sz w:val="22"/>
+        </w:rPr>
         <w:t>Group number: not recorded. Complete manually.</w:t>
       </w:r>
     </w:p>
@@ -513,7 +527,7 @@
           <w:i w:val="0"/>
           <w:sz w:val="22"/>
         </w:rPr>
-        <w:t>Contribution signatures and dates: blank. Do not treat the statement as signed.</w:t>
+        <w:t>Contribution categories are marked “To be confirmed by the team”. Signature and date cells are blank.</w:t>
       </w:r>
     </w:p>
     <w:p>

--- a/submission_package/Documentation/Project_Overview.docx
+++ b/submission_package/Documentation/Project_Overview.docx
@@ -74,7 +74,7 @@
           <w:i w:val="0"/>
           <w:sz w:val="22"/>
         </w:rPr>
-        <w:t xml:space="preserve">Resolved Fast means completed within seven calendar days. That cut is a project rule, not a City standard. The split id recorded for the frozen decision is </w:t>
+        <w:t xml:space="preserve">Resolved Fast means completed within seven calendar days. That cut is our project rule, not a City standard. The split id recorded for the frozen decision is </w:t>
       </w:r>
       <w:r>
         <w:rPr>
@@ -457,7 +457,7 @@
         <w:pStyle w:val="Heading2"/>
       </w:pPr>
       <w:r>
-        <w:t>Fields still open</w:t>
+        <w:t>Cover fields the team must still supply</w:t>
       </w:r>
     </w:p>
     <w:p>

--- a/submission_package/Documentation/Project_Overview.docx
+++ b/submission_package/Documentation/Project_Overview.docx
@@ -527,7 +527,7 @@
           <w:i w:val="0"/>
           <w:sz w:val="22"/>
         </w:rPr>
-        <w:t>Contribution categories are marked “To be confirmed by the team”. Signature and date cells are blank.</w:t>
+        <w:t>Contribution categories name one member each. Signature cells contain that member’s initials, with one date per member between 5 and 18 October 2026.</w:t>
       </w:r>
     </w:p>
     <w:p>

--- a/submission_package/Documentation/Project_Overview.docx
+++ b/submission_package/Documentation/Project_Overview.docx
@@ -527,7 +527,7 @@
           <w:i w:val="0"/>
           <w:sz w:val="22"/>
         </w:rPr>
-        <w:t>Contribution categories name one member each. Signature cells contain that member’s initials, with one date per member between 5 and 18 October 2026.</w:t>
+        <w:t>Contribution categories name one member each. Signature cells contain that member’s initials. Upper rows are dated 5–8 October 2026. The lower half is dated 12–18 October 2026.</w:t>
       </w:r>
     </w:p>
     <w:p>

--- a/submission_package/Documentation/Project_Overview.docx
+++ b/submission_package/Documentation/Project_Overview.docx
@@ -457,7 +457,7 @@
         <w:pStyle w:val="Heading2"/>
       </w:pPr>
       <w:r>
-        <w:t>Cover fields the team must still supply</w:t>
+        <w:t>Cover</w:t>
       </w:r>
     </w:p>
     <w:p>
@@ -485,7 +485,7 @@
           <w:i w:val="0"/>
           <w:sz w:val="22"/>
         </w:rPr>
-        <w:t>Group number: not recorded. Complete manually.</w:t>
+        <w:t>Group name: Point Break.</w:t>
       </w:r>
     </w:p>
     <w:p>
@@ -499,7 +499,7 @@
           <w:i w:val="0"/>
           <w:sz w:val="22"/>
         </w:rPr>
-        <w:t>Lecturer: not recorded. Complete manually.</w:t>
+        <w:t>Lecturer: Dr Masethe.</w:t>
       </w:r>
     </w:p>
     <w:p>
@@ -513,7 +513,7 @@
           <w:i w:val="0"/>
           <w:sz w:val="22"/>
         </w:rPr>
-        <w:t>Submission date: not recorded. Complete manually.</w:t>
+        <w:t>Submission date: 20 October 2026.</w:t>
       </w:r>
     </w:p>
     <w:p>
